--- a/courts/sixth-circuit/kentucky/state/court-of-appeals/petition-for-writ/usage/OUTPUT-petition-for-writ.docx
+++ b/courts/sixth-circuit/kentucky/state/court-of-appeals/petition-for-writ/usage/OUTPUT-petition-for-writ.docx
@@ -1621,7 +1621,7 @@
         <w:pStyle w:val="BodyTextNote"/>
       </w:pPr>
       <w:r>
-        <w:t xml:space="preserve">Not content to make their case to the Kentucky General Assembly, on June 27, 2022, EMW Women’s Surgical Center, P.S.C., Ernest Marshall, and Planned Parenthood Great Northwest, Hawai’i, Alaska, Indiana, and Kentucky, Inc. (the “Facilities”) sued in Jefferson Circuit Court to block enforcement of two laws regulating abortion in Kentucky. Compl. ¶ 4, Ex. 1. The Human Life Protection Act, KRS 311.772, prohibits most abortions in the Commonwealth, with exceptions when necessary to preserve the life of a pregnant mother. And Kentucky’s fetal-heartbeat law prohibits abortions after an unborn human life “has a detectable fetal heartbeat.” KRS 311.7705(1). The Heartbeat Law likewise contains exceptions when an abortion is necessary to save the life of a pregnant mother. KRS 311.7705(2). The Facilities claim that these laws violate a never-before-recognized state constitutional right to abortion embedded in Sections 1 and 2 of the Kentucky Constitution. Compl. ¶¶ 91–102, 123–30.</w:t>
+        <w:t xml:space="preserve">Not content to make their case to the Kentucky General Assembly, on June 27, 2022, EMW Women’s Surgical Center, P.S.C., Ernest Marshall, and Planned Parenthood Great Northwest, Hawai’i, Alaska, Indiana, and Kentucky, Inc. (the “Facilities”) sued in Jefferson Circuit Court to block enforcement of two laws regulating abortion in Kentucky. Compl. ¶ 4, Ex. 1. The Human Life Protection Act, KRS 311.772, prohibits most abortions in the Commonwealth, with exceptions when necessary to preserve the life of a pregnant mother. And Kentucky’s fetal-heartbeat law prohibits abortions after an unborn human life “has a detectable fetal heartbeat.” KRS 311.7705(1). The Heartbeat Law likewise contains exceptions when an abortion is necessary to save the life of a pregnant mother. KRS 311.7705(2). The Facilities claim that these laws violate a never-before-recognized state constitutional right to abortion embedded in Sections 1 and 2 of the Kentucky Constitution. Compl. ¶¶ 91–⁠102, 123–30.</w:t>
       </w:r>
       <w:r>
         <w:rPr>
@@ -2139,7 +2139,7 @@
         <w:pStyle w:val="BodyText"/>
       </w:pPr>
       <w:r>
-        <w:t xml:space="preserve">The circuit court’s decision to grant a restraining order could not have been more wrong. “A restraining order may be granted . . . only if . . . it clearly appears . . . that the applicant’s rights are being or will be violated . . . .” CR 65.03(1). The trial court acted erroneously by issuing a restraining order to protect allegedly unwritten constitutional rights that have never been recognized by a court in Kentucky—not ever. So it is impossible to conclude “that the applicant’s rights are being or will be violated,” much less that any such harm is clear. CR 65.03(1).</w:t>
+        <w:t xml:space="preserve">The circuit court’s decision to grant a restraining order could not have been more wrong. “A restraining order may be granted . . . only if . . . it clearly appears . . . that the applicant’s rights are being or will be violated . . . .” CR 65.03(1). The trial court acted erroneously by issuing a restraining order to protect allegedly unwritten constitutional rights that have never been recognized by a court in Kentucky—not ever. So it is impossible to conclude “that the applicant’s rights are being or will be violated,” much less that any such harm is clear. CR 65.03(1).</w:t>
       </w:r>
     </w:p>
     <w:p>
@@ -2429,7 +2429,7 @@
         <w:pStyle w:val="BodyText"/>
       </w:pPr>
       <w:r>
-        <w:t xml:space="preserve">Without a textual hook, the Facilities try to cobble together some version of Sections 1(1), 1(3), and 2 of the Constitution to support this never-before-recognized right as an extension of a right to privacy. Pls.’ TI Mem. 21–30, Ex. 3; Compl. ¶¶ 91–102, 123–30. Even the authority that the Facilities rely on recognizes that the Kentucky Constitution does not textually support their claim.</w:t>
+        <w:t xml:space="preserve">Without a textual hook, the Facilities try to cobble together some version of Sections 1(1), 1(3), and 2 of the Constitution to support this never-before-recognized right as an extension of a right to privacy. Pls.’ TI Mem. 21–30, Ex. 3; Compl. ¶¶ 91–⁠102, 123–30. Even the authority that the Facilities rely on recognizes that the Kentucky Constitution does not textually support their claim.</w:t>
       </w:r>
       <w:r>
         <w:t xml:space="preserve"> </w:t>
@@ -2442,7 +2442,7 @@
         <w:t xml:space="preserve">Commonwealth v. Wasson</w:t>
       </w:r>
       <w:r>
-        <w:t xml:space="preserve">, 842 S.W.2d 487, 492 (Ky. 1992) (“No language specifying ‘rights of privacy,’ as such, appears in . . . the . . . State Constitution.” (emphasis omitted)),</w:t>
+        <w:t xml:space="preserve">, 842 S.W.2d 487, 492 (Ky. 1992) (“No language specifying ‘rights of privacy,’ as such, appears in . . . the . . . State Constitution.” (emphasis omitted)),</w:t>
       </w:r>
       <w:r>
         <w:t xml:space="preserve"> </w:t>
@@ -2455,7 +2455,7 @@
         <w:t xml:space="preserve">overruled on other grounds by Calloway Cnty. Sheriff’s Dep’t v. Woodall</w:t>
       </w:r>
       <w:r>
-        <w:t xml:space="preserve">, 607 S.W.3d 557, 568 (Ky. 2020). But “[t]he basic rule . . . is to interpret a constitutional provision according to what was said and not what might have been said; according to what was included and not what might have been included.”</w:t>
+        <w:t xml:space="preserve">, 607 S.W.3d 557, 568 (Ky. 2020). But “[t]he basic rule . . . is to interpret a constitutional provision according to what was said and not what might have been said; according to what was included and not what might have been included.”</w:t>
       </w:r>
       <w:r>
         <w:t xml:space="preserve"> </w:t>
@@ -2547,7 +2547,7 @@
         <w:t xml:space="preserve"> </w:t>
       </w:r>
       <w:r>
-        <w:t xml:space="preserve">at 748. In applying this principle, the Court went so far as to overrule nearly 60 years of precedent because “[n]ow . . . we are unable to square such a statement with the plain text” of the Constitution.</w:t>
+        <w:t xml:space="preserve">at 748. In applying this principle, the Court went so far as to overrule nearly 60 years of precedent because “[n]ow . . . we are unable to square such a statement with the plain text” of the Constitution.</w:t>
       </w:r>
       <w:r>
         <w:t xml:space="preserve"> </w:t>
@@ -3394,7 +3394,7 @@
         <w:t xml:space="preserve">Dobbs</w:t>
       </w:r>
       <w:r>
-        <w:t xml:space="preserve">, 2022 WL 2276808, at *53–54 (outlining Kentucky’s 1910 prohibition against abortion) (emphasis added). Importantly, “[t]he consent of the woman to the performance of the operation or administering of the medicines or substances . . . shall be no defense, and she shall be a competent witness in any prosecution under this act, and for that purpose she shall not be considered an accomplice.”</w:t>
+        <w:t xml:space="preserve">, 2022 WL 2276808, at *53–54 (outlining Kentucky’s 1910 prohibition against abortion) (emphasis added). Importantly, “[t]he consent of the woman to the performance of the operation or administering of the medicines or substances . . . shall be no defense, and she shall be a competent witness in any prosecution under this act, and for that purpose she shall not be considered an accomplice.”</w:t>
       </w:r>
       <w:r>
         <w:t xml:space="preserve"> </w:t>
@@ -3569,7 +3569,7 @@
         <w:t xml:space="preserve"> </w:t>
       </w:r>
       <w:r>
-        <w:t xml:space="preserve">at 714–15 (Reed, J., concurring in an opinion joined by Palmore, C.J.). More specifically, Justice Reed and Chief Justice Palmore recognized “the state’s right to legislate on the subject” of abortion and extolled the importance of “refer[ring the] issue . . . to the political process even though groups would be angered.”</w:t>
+        <w:t xml:space="preserve">at 714–15 (Reed, J., concurring in an opinion joined by Palmore, C.J.). More specifically, Justice Reed and Chief Justice Palmore recognized “the state’s right to legislate on the subject” of abortion and extolled the importance of “refer[ring the] issue . . . to the political process even though groups would be angered.”</w:t>
       </w:r>
       <w:r>
         <w:t xml:space="preserve"> </w:t>
@@ -3632,7 +3632,7 @@
         <w:t xml:space="preserve"> </w:t>
       </w:r>
       <w:r>
-        <w:t xml:space="preserve">was decided, the General Assembly set forth its policy on abortion: “If . . . the United States Constitution is amended or relevant judicial decisions are reversed or modified, the declared policy of this Commonwealth to recognize and to protect the lives of all human beings regardless of their degree of biological development shall be fully restored.” KRS 311.710(5) (emphasis added). In the year after</w:t>
+        <w:t xml:space="preserve">was decided, the General Assembly set forth its policy on abortion: “If . . . the United States Constitution is amended or relevant judicial decisions are reversed or modified, the declared policy of this Commonwealth to recognize and to protect the lives of all human beings regardless of their degree of biological development shall be fully restored.” KRS 311.710(5) (emphasis added). In the year after</w:t>
       </w:r>
       <w:r>
         <w:t xml:space="preserve"> </w:t>
@@ -4045,8 +4045,6 @@
         <w:rPr>
           <w:b/>
           <w:bCs/>
-          <w:i/>
-          <w:iCs/>
         </w:rPr>
         <w:t xml:space="preserve">Wasson</w:t>
       </w:r>
@@ -5510,7 +5508,7 @@
         <w:t xml:space="preserve">Dobbs</w:t>
       </w:r>
       <w:r>
-        <w:t xml:space="preserve">, 2022 WL 2276808, at *20 (noting that “the abortion right” is different from “the right not to be sterilized without consent and the right in certain circumstances not to undergo involuntary surgery, forced administration of drugs, or other substantially similar procedures” because “[a]bortion destroys . . . ‘potential life’ and what the law at issue in [</w:t>
+        <w:t xml:space="preserve">, 2022 WL 2276808, at *20 (noting that “the abortion right” is different from “the right not to be sterilized without consent and the right in certain circumstances not to undergo involuntary surgery, forced administration of drugs, or other substantially similar procedures” because “[a]bortion destroys . . . ‘potential life’ and what the law at issue in [</w:t>
       </w:r>
       <w:r>
         <w:rPr>
@@ -6402,7 +6400,7 @@
         <w:t xml:space="preserve">Ward v. Westerfield</w:t>
       </w:r>
       <w:r>
-        <w:t xml:space="preserve">, — S.W.3d —, 2022 WL 1284024, at *4 (“[A]ll litigants . . . must allege a concrete and particularized injury-in-fact to invoke the jurisdiction of Kentucky courts.”) (Apr. 28, 2022) (not final).</w:t>
+        <w:t xml:space="preserve">, — S.W.3d —, 2022 WL 1284024, at *4 (“[A]ll litigants . . . must allege a concrete and particularized injury-in-fact to invoke the jurisdiction of Kentucky courts.”) (Apr. 28, 2022) (not final).</w:t>
       </w:r>
     </w:p>
     <w:p>
@@ -6710,7 +6708,7 @@
         <w:pStyle w:val="BodyText"/>
       </w:pPr>
       <w:r>
-        <w:t xml:space="preserve">The General Assembly has spoken here, declaring it the policy of the Commonwealth to protect the lives of unborn children. The General Assembly has codified that protection according to the principles set out in KRS 311.772, .7704, .7705, and .7706. “Considering that the General Assembly is the policymaking body for the Commonwealth, not the Governor or the courts, equitable considerations support enforcing a legislative body’s policy choices. Every time the General Assembly passes a law, it makes an ‘implied finding’ that the public will be harmed if the statute is not enforced.”</w:t>
+        <w:t xml:space="preserve">The General Assembly has spoken here, declaring it the policy of the Commonwealth to protect the lives of unborn children. The General Assembly has codified that protection according to the principles set out in KRS 311.772, .7704, .7705, and .7706. “Considering that the General Assembly is the policymaking body for the Commonwealth, not the Governor or the courts, equitable considerations support enforcing a legislative body’s policy choices. Every time the General Assembly passes a law, it makes an ‘implied finding’ that the public will be harmed if the statute is not enforced.”</w:t>
       </w:r>
       <w:r>
         <w:t xml:space="preserve"> </w:t>
@@ -9543,7 +9541,7 @@
         <w:t xml:space="preserve"> </w:t>
       </w:r>
       <w:r>
-        <w:t xml:space="preserve">The Facilities also claim that the Human Life Protection Act is an impermissible delegation of legislative power and is vague and unintelligible. Compl. ¶¶ 103–11, 112–22. The Facilities do not make such a claim against the Heartbeat Law.</w:t>
+        <w:t xml:space="preserve">The Facilities also claim that the Human Life Protection Act is an impermissible delegation of legislative power and is vague and unintelligible. Compl. ¶¶ 103–⁠11, 112–22. The Facilities do not make such a claim against the Heartbeat Law.</w:t>
       </w:r>
     </w:p>
   </w:footnote>
@@ -9591,7 +9589,7 @@
         <w:t xml:space="preserve"> </w:t>
       </w:r>
       <w:r>
-        <w:t xml:space="preserve">The 1849 Debates contain two references to “abortion,” neither of them relevant here. 1849 Kentucky Constitutional Debates at 285, 1020, https://uknowledge.uky.edu/​cgi/​viewcontent.cgi?article=1002&amp;context=ky_cons_conventions. So just like the Debates surrounding Kentucky’s current Constitution, the prior history does not support the Facilities’ claim either.</w:t>
+        <w:t xml:space="preserve">The 1849 Debates contain two references to “abortion,” neither of them relevant here. 1849 Kentucky Constitutional Debates at 285, 1020, https://​uknowledge.​uky.​edu/​cgi/​viewcontent.​cgi?​article=1002&amp;context=ky_cons_conventions. So just like the Debates surrounding Kentucky’s current Constitution, the prior history does not support the Facilities’ claim either.</w:t>
       </w:r>
     </w:p>
   </w:footnote>
@@ -9762,7 +9760,7 @@
         <w:t xml:space="preserve">Kentucky Clinic: Nearly 200 denied abortions since Roe Reversal</w:t>
       </w:r>
       <w:r>
-        <w:t xml:space="preserve">, Spectrum News 1 (June 30, 2022), https://perma.cc/​M37Q-B9XF.</w:t>
+        <w:t xml:space="preserve">, Spectrum News 1 (June 30, 2022), https://​perma.​cc/​M37Q-​B9XF.</w:t>
       </w:r>
     </w:p>
   </w:footnote>
@@ -10401,6 +10399,7 @@
     <w:unhideWhenUsed/>
     <w:qFormat/>
     <w:pPr>
+      <w:keepLines/>
       <w:spacing w:before="0" w:after="140" w:line="276" w:lineRule="exact"/>
     </w:pPr>
     <w:rPr>
@@ -10651,6 +10650,33 @@
     <w:pPr>
       <w:spacing w:before="0" w:after="0" w:line="276" w:lineRule="exact"/>
       <w:ind w:left="2160" w:hanging="720"/>
+    </w:pPr>
+  </w:style>
+  <w:style w:type="paragraph" w:customStyle="1" w:styleId="XdQuoteList1">
+    <w:name w:val="Xd Quote List 1"/>
+    <w:basedOn w:val="Normal"/>
+    <w:qFormat/>
+    <w:pPr>
+      <w:spacing w:before="0" w:after="0" w:line="276" w:lineRule="exact"/>
+      <w:ind w:left="1440" w:right="720" w:hanging="720"/>
+    </w:pPr>
+  </w:style>
+  <w:style w:type="paragraph" w:customStyle="1" w:styleId="XdQuoteList2">
+    <w:name w:val="Xd Quote List 2"/>
+    <w:basedOn w:val="Normal"/>
+    <w:qFormat/>
+    <w:pPr>
+      <w:spacing w:before="0" w:after="0" w:line="276" w:lineRule="exact"/>
+      <w:ind w:left="2160" w:right="720" w:hanging="720"/>
+    </w:pPr>
+  </w:style>
+  <w:style w:type="paragraph" w:customStyle="1" w:styleId="XdQuoteList3">
+    <w:name w:val="Xd Quote List 3"/>
+    <w:basedOn w:val="Normal"/>
+    <w:qFormat/>
+    <w:pPr>
+      <w:spacing w:before="0" w:after="0" w:line="276" w:lineRule="exact"/>
+      <w:ind w:left="2880" w:right="720" w:hanging="720"/>
     </w:pPr>
   </w:style>
   <w:style w:type="paragraph" w:customStyle="1" w:styleId="XdQuoteOnly">

--- a/courts/sixth-circuit/kentucky/state/court-of-appeals/petition-for-writ/usage/OUTPUT-petition-for-writ.docx
+++ b/courts/sixth-circuit/kentucky/state/court-of-appeals/petition-for-writ/usage/OUTPUT-petition-for-writ.docx
@@ -2139,7 +2139,7 @@
         <w:pStyle w:val="BodyText"/>
       </w:pPr>
       <w:r>
-        <w:t xml:space="preserve">The circuit court’s decision to grant a restraining order could not have been more wrong. “A restraining order may be granted . . . only if . . . it clearly appears . . . that the applicant’s rights are being or will be violated . . . .” CR 65.03(1). The trial court acted erroneously by issuing a restraining order to protect allegedly unwritten constitutional rights that have never been recognized by a court in Kentucky—not ever. So it is impossible to conclude “that the applicant’s rights are being or will be violated,” much less that any such harm is clear. CR 65.03(1).</w:t>
+        <w:t xml:space="preserve">The circuit court’s decision to grant a restraining order could not have been more wrong. “A restraining order may be granted ⁠. ⁠. ⁠. only if ⁠. ⁠. ⁠. it clearly appears ⁠. ⁠. ⁠. that the applicant’s rights are being or will be violated ⁠. ⁠. ⁠. ⁠.” CR 65.03(1). The trial court acted erroneously by issuing a restraining order to protect allegedly unwritten constitutional rights that have never been recognized by a court in Kentucky—not ever. So it is impossible to conclude “that the applicant’s rights are being or will be violated,” much less that any such harm is clear. CR 65.03(1).</w:t>
       </w:r>
     </w:p>
     <w:p>
@@ -2442,7 +2442,7 @@
         <w:t xml:space="preserve">Commonwealth v. Wasson</w:t>
       </w:r>
       <w:r>
-        <w:t xml:space="preserve">, 842 S.W.2d 487, 492 (Ky. 1992) (“No language specifying ‘rights of privacy,’ as such, appears in . . . the . . . State Constitution.” (emphasis omitted)),</w:t>
+        <w:t xml:space="preserve">, 842 S.W.2d 487, 492 (Ky. 1992) (“No language specifying ‘rights of privacy,’ as such, appears in ⁠. ⁠. ⁠. the ⁠. ⁠. ⁠. State Constitution.” (emphasis omitted)),</w:t>
       </w:r>
       <w:r>
         <w:t xml:space="preserve"> </w:t>
@@ -2455,7 +2455,7 @@
         <w:t xml:space="preserve">overruled on other grounds by Calloway Cnty. Sheriff’s Dep’t v. Woodall</w:t>
       </w:r>
       <w:r>
-        <w:t xml:space="preserve">, 607 S.W.3d 557, 568 (Ky. 2020). But “[t]he basic rule . . . is to interpret a constitutional provision according to what was said and not what might have been said; according to what was included and not what might have been included.”</w:t>
+        <w:t xml:space="preserve">, 607 S.W.3d 557, 568 (Ky. 2020). But “[t]he basic rule ⁠. ⁠. ⁠. is to interpret a constitutional provision according to what was said and not what might have been said; according to what was included and not what might have been included.”</w:t>
       </w:r>
       <w:r>
         <w:t xml:space="preserve"> </w:t>
@@ -2547,7 +2547,7 @@
         <w:t xml:space="preserve"> </w:t>
       </w:r>
       <w:r>
-        <w:t xml:space="preserve">at 748. In applying this principle, the Court went so far as to overrule nearly 60 years of precedent because “[n]ow . . . we are unable to square such a statement with the plain text” of the Constitution.</w:t>
+        <w:t xml:space="preserve">at 748. In applying this principle, the Court went so far as to overrule nearly 60 years of precedent because “[n]ow ⁠. ⁠. ⁠. we are unable to square such a statement with the plain text” of the Constitution.</w:t>
       </w:r>
       <w:r>
         <w:t xml:space="preserve"> </w:t>
@@ -3394,7 +3394,7 @@
         <w:t xml:space="preserve">Dobbs</w:t>
       </w:r>
       <w:r>
-        <w:t xml:space="preserve">, 2022 WL 2276808, at *53–54 (outlining Kentucky’s 1910 prohibition against abortion) (emphasis added). Importantly, “[t]he consent of the woman to the performance of the operation or administering of the medicines or substances . . . shall be no defense, and she shall be a competent witness in any prosecution under this act, and for that purpose she shall not be considered an accomplice.”</w:t>
+        <w:t xml:space="preserve">, 2022 WL 2276808, at *53–54 (outlining Kentucky’s 1910 prohibition against abortion) (emphasis added). Importantly, “[t]he consent of the woman to the performance of the operation or administering of the medicines or substances ⁠. ⁠. ⁠. shall be no defense, and she shall be a competent witness in any prosecution under this act, and for that purpose she shall not be considered an accomplice.”</w:t>
       </w:r>
       <w:r>
         <w:t xml:space="preserve"> </w:t>
@@ -3569,7 +3569,7 @@
         <w:t xml:space="preserve"> </w:t>
       </w:r>
       <w:r>
-        <w:t xml:space="preserve">at 714–15 (Reed, J., concurring in an opinion joined by Palmore, C.J.). More specifically, Justice Reed and Chief Justice Palmore recognized “the state’s right to legislate on the subject” of abortion and extolled the importance of “refer[ring the] issue . . . to the political process even though groups would be angered.”</w:t>
+        <w:t xml:space="preserve">at 714–15 (Reed, J., concurring in an opinion joined by Palmore, C.J.). More specifically, Justice Reed and Chief Justice Palmore recognized “the state’s right to legislate on the subject” of abortion and extolled the importance of “refer[ring the] issue ⁠. ⁠. ⁠. to the political process even though groups would be angered.”</w:t>
       </w:r>
       <w:r>
         <w:t xml:space="preserve"> </w:t>
@@ -3632,7 +3632,7 @@
         <w:t xml:space="preserve"> </w:t>
       </w:r>
       <w:r>
-        <w:t xml:space="preserve">was decided, the General Assembly set forth its policy on abortion: “If . . . the United States Constitution is amended or relevant judicial decisions are reversed or modified, the declared policy of this Commonwealth to recognize and to protect the lives of all human beings regardless of their degree of biological development shall be fully restored.” KRS 311.710(5) (emphasis added). In the year after</w:t>
+        <w:t xml:space="preserve">was decided, the General Assembly set forth its policy on abortion: “If ⁠. ⁠. ⁠. the United States Constitution is amended or relevant judicial decisions are reversed or modified, the declared policy of this Commonwealth to recognize and to protect the lives of all human beings regardless of their degree of biological development shall be fully restored.” KRS 311.710(5) (emphasis added). In the year after</w:t>
       </w:r>
       <w:r>
         <w:t xml:space="preserve"> </w:t>
@@ -5508,7 +5508,7 @@
         <w:t xml:space="preserve">Dobbs</w:t>
       </w:r>
       <w:r>
-        <w:t xml:space="preserve">, 2022 WL 2276808, at *20 (noting that “the abortion right” is different from “the right not to be sterilized without consent and the right in certain circumstances not to undergo involuntary surgery, forced administration of drugs, or other substantially similar procedures” because “[a]bortion destroys . . . ‘potential life’ and what the law at issue in [</w:t>
+        <w:t xml:space="preserve">, 2022 WL 2276808, at *20 (noting that “the abortion right” is different from “the right not to be sterilized without consent and the right in certain circumstances not to undergo involuntary surgery, forced administration of drugs, or other substantially similar procedures” because “[a]bortion destroys ⁠. ⁠. ⁠. ‘potential life’ and what the law at issue in [</w:t>
       </w:r>
       <w:r>
         <w:rPr>
@@ -6400,7 +6400,7 @@
         <w:t xml:space="preserve">Ward v. Westerfield</w:t>
       </w:r>
       <w:r>
-        <w:t xml:space="preserve">, — S.W.3d —, 2022 WL 1284024, at *4 (“[A]ll litigants . . . must allege a concrete and particularized injury-in-fact to invoke the jurisdiction of Kentucky courts.”) (Apr. 28, 2022) (not final).</w:t>
+        <w:t xml:space="preserve">, — S.W.3d —, 2022 WL 1284024, at *4 (“[A]ll litigants ⁠. ⁠. ⁠. must allege a concrete and particularized injury-in-fact to invoke the jurisdiction of Kentucky courts.”) (Apr. 28, 2022) (not final).</w:t>
       </w:r>
     </w:p>
     <w:p>
@@ -6708,7 +6708,7 @@
         <w:pStyle w:val="BodyText"/>
       </w:pPr>
       <w:r>
-        <w:t xml:space="preserve">The General Assembly has spoken here, declaring it the policy of the Commonwealth to protect the lives of unborn children. The General Assembly has codified that protection according to the principles set out in KRS 311.772, .7704, .7705, and .7706. “Considering that the General Assembly is the policymaking body for the Commonwealth, not the Governor or the courts, equitable considerations support enforcing a legislative body’s policy choices. Every time the General Assembly passes a law, it makes an ‘implied finding’ that the public will be harmed if the statute is not enforced.”</w:t>
+        <w:t xml:space="preserve">The General Assembly has spoken here, declaring it the policy of the Commonwealth to protect the lives of unborn children. The General Assembly has codified that protection according to the principles set out in KRS 311.772, ⁠.7704, ⁠.7705, and ⁠.7706. “Considering that the General Assembly is the policymaking body for the Commonwealth, not the Governor or the courts, equitable considerations support enforcing a legislative body’s policy choices. Every time the General Assembly passes a law, it makes an ‘implied finding’ that the public will be harmed if the statute is not enforced.”</w:t>
       </w:r>
       <w:r>
         <w:t xml:space="preserve"> </w:t>
@@ -9589,7 +9589,7 @@
         <w:t xml:space="preserve"> </w:t>
       </w:r>
       <w:r>
-        <w:t xml:space="preserve">The 1849 Debates contain two references to “abortion,” neither of them relevant here. 1849 Kentucky Constitutional Debates at 285, 1020, https://​uknowledge.​uky.​edu/​cgi/​viewcontent.​cgi?​article=1002&amp;context=ky_cons_conventions. So just like the Debates surrounding Kentucky’s current Constitution, the prior history does not support the Facilities’ claim either.</w:t>
+        <w:t xml:space="preserve">The 1849 Debates contain two references to “abortion,” neither of them relevant here. 1849 Kentucky Constitutional Debates at 285, 1020, https://​uknowledge.​uky.​edu/​cgi/​viewcontent.​cgi?​article=1002&amp;​context=ky_cons_conventions. So just like the Debates surrounding Kentucky’s current Constitution, the prior history does not support the Facilities’ claim either.</w:t>
       </w:r>
     </w:p>
   </w:footnote>

--- a/courts/sixth-circuit/kentucky/state/court-of-appeals/petition-for-writ/usage/OUTPUT-petition-for-writ.docx
+++ b/courts/sixth-circuit/kentucky/state/court-of-appeals/petition-for-writ/usage/OUTPUT-petition-for-writ.docx
@@ -1245,13 +1245,7 @@
         <w:t xml:space="preserve">EMW Women’s Surgical Center v. Cameron</w:t>
       </w:r>
       <w:r>
-        <w:t xml:space="preserve">, 22-CI</w:t>
-      </w:r>
-      <w:r>
-        <w:noBreakHyphen/>
-      </w:r>
-      <w:r>
-        <w:t xml:space="preserve">3225. The restraining order enjoins Attorney General Cameron and the other defendants from enforcing KRS 311.772 and KRS 311.7701–11, two duly enacted laws that prohibit abortions within the Commonwealth, with exceptions when necessary to save the life of the pregnant mother.</w:t>
+        <w:t xml:space="preserve">, 22-CI-⁠3225. The restraining order enjoins Attorney General Cameron and the other defendants from enforcing KRS 311.772 and KRS 311.7701–11, two duly enacted laws that prohibit abortions within the Commonwealth, with exceptions when necessary to save the life of the pregnant mother.</w:t>
       </w:r>
     </w:p>
     <w:p>
@@ -1526,13 +1520,7 @@
         <w:t xml:space="preserve">EMW Women’s Surgical Center v. Cameron</w:t>
       </w:r>
       <w:r>
-        <w:t xml:space="preserve">, 22-CI</w:t>
-      </w:r>
-      <w:r>
-        <w:noBreakHyphen/>
-      </w:r>
-      <w:r>
-        <w:t xml:space="preserve">3225 (Jefferson Circuit Court).</w:t>
+        <w:t xml:space="preserve">, 22-CI-⁠3225 (Jefferson Circuit Court).</w:t>
       </w:r>
     </w:p>
     <w:p>
@@ -2678,13 +2666,7 @@
         <w:t xml:space="preserve">Acree</w:t>
       </w:r>
       <w:r>
-        <w:t xml:space="preserve">, 615 S.W.3d 780, the Supreme Court of Kentucky once again rejected a constitutional challenge after finding no textual hook to strike down the Governor’s COVID</w:t>
-      </w:r>
-      <w:r>
-        <w:noBreakHyphen/>
-      </w:r>
-      <w:r>
-        <w:t xml:space="preserve">19 executive orders.</w:t>
+        <w:t xml:space="preserve">, 615 S.W.3d 780, the Supreme Court of Kentucky once again rejected a constitutional challenge after finding no textual hook to strike down the Governor’s COVID-⁠19 executive orders.</w:t>
       </w:r>
       <w:r>
         <w:t xml:space="preserve"> </w:t>
@@ -3645,19 +3627,7 @@
         <w:t xml:space="preserve">Roe</w:t>
       </w:r>
       <w:r>
-        <w:t xml:space="preserve">, this provision passed our General Assembly by votes of 26</w:t>
-      </w:r>
-      <w:r>
-        <w:noBreakHyphen/>
-      </w:r>
-      <w:r>
-        <w:t xml:space="preserve">2 and 80</w:t>
-      </w:r>
-      <w:r>
-        <w:noBreakHyphen/>
-      </w:r>
-      <w:r>
-        <w:t xml:space="preserve">7. And it remains a part of Kentucky law—now nearly 50 years later. In addition, throughout the post-</w:t>
+        <w:t xml:space="preserve">, this provision passed our General Assembly by votes of 26-⁠2 and 80-⁠7. And it remains a part of Kentucky law—now nearly 50 years later. In addition, throughout the post-</w:t>
       </w:r>
       <w:r>
         <w:rPr>
@@ -5694,13 +5664,7 @@
         <w:t xml:space="preserve">EMW Women’s Surgical Ctr., P.S.C. v. Beshear</w:t>
       </w:r>
       <w:r>
-        <w:t xml:space="preserve">, No. 3:19-cv</w:t>
-      </w:r>
-      <w:r>
-        <w:noBreakHyphen/>
-      </w:r>
-      <w:r>
-        <w:t xml:space="preserve">178, 2019 WL 1233575 (W.D. Ky. Mar. 25, 2019);</w:t>
+        <w:t xml:space="preserve">, No. 3:19-cv-⁠178, 2019 WL 1233575 (W.D. Ky. Mar. 25, 2019);</w:t>
       </w:r>
       <w:r>
         <w:t xml:space="preserve"> </w:t>
@@ -6603,13 +6567,7 @@
         <w:t xml:space="preserve">accord Beshear v. Acree</w:t>
       </w:r>
       <w:r>
-        <w:t xml:space="preserve">, No. 2020-SC</w:t>
-      </w:r>
-      <w:r>
-        <w:noBreakHyphen/>
-      </w:r>
-      <w:r>
-        <w:t xml:space="preserve">0313 (Ky. June 17, 2020) (granting writ, which had the effect of staying a restraining order).</w:t>
+        <w:t xml:space="preserve">, No. 2020-SC-⁠0313 (Ky. June 17, 2020) (granting writ, which had the effect of staying a restraining order).</w:t>
       </w:r>
     </w:p>
     <w:p>
@@ -7227,9 +7185,7 @@
               <w:t xml:space="preserve"> </w:t>
             </w:r>
             <w:r>
-              <w:t xml:space="preserve">696</w:t>
-              <w:noBreakHyphen/>
-              <w:t xml:space="preserve">5300</w:t>
+              <w:t xml:space="preserve">696-⁠5300</w:t>
             </w:r>
           </w:p>
           <w:p>
@@ -7715,9 +7671,7 @@
               <w:t xml:space="preserve"> </w:t>
             </w:r>
             <w:r>
-              <w:t xml:space="preserve">614</w:t>
-              <w:noBreakHyphen/>
-              <w:t xml:space="preserve">5962</w:t>
+              <w:t xml:space="preserve">614-⁠5962</w:t>
             </w:r>
           </w:p>
           <w:p>
@@ -7892,9 +7846,7 @@
               <w:t xml:space="preserve"> </w:t>
             </w:r>
             <w:r>
-              <w:t xml:space="preserve">973</w:t>
-              <w:noBreakHyphen/>
-              <w:t xml:space="preserve">4830</w:t>
+              <w:t xml:space="preserve">973-⁠4830</w:t>
             </w:r>
           </w:p>
           <w:p>
@@ -8085,9 +8037,7 @@
               <w:t xml:space="preserve"> </w:t>
             </w:r>
             <w:r>
-              <w:t xml:space="preserve">261</w:t>
-              <w:noBreakHyphen/>
-              <w:t xml:space="preserve">4593</w:t>
+              <w:t xml:space="preserve">261-⁠4593</w:t>
             </w:r>
           </w:p>
           <w:p>
@@ -8294,9 +8244,7 @@
               <w:t xml:space="preserve"> </w:t>
             </w:r>
             <w:r>
-              <w:t xml:space="preserve">549</w:t>
-              <w:noBreakHyphen/>
-              <w:t xml:space="preserve">2633</w:t>
+              <w:t xml:space="preserve">549-⁠2633</w:t>
             </w:r>
           </w:p>
           <w:p>
@@ -8543,9 +8491,7 @@
               <w:t xml:space="preserve"> </w:t>
             </w:r>
             <w:r>
-              <w:t xml:space="preserve">581</w:t>
-              <w:noBreakHyphen/>
-              <w:t xml:space="preserve">9746</w:t>
+              <w:t xml:space="preserve">581-⁠9746</w:t>
             </w:r>
           </w:p>
           <w:p>
@@ -8806,9 +8752,7 @@
               <w:t xml:space="preserve"> </w:t>
             </w:r>
             <w:r>
-              <w:t xml:space="preserve">246</w:t>
-              <w:noBreakHyphen/>
-              <w:t xml:space="preserve">8501</w:t>
+              <w:t xml:space="preserve">246-⁠8501</w:t>
             </w:r>
           </w:p>
           <w:p>
@@ -10400,7 +10344,7 @@
     <w:qFormat/>
     <w:pPr>
       <w:keepLines/>
-      <w:spacing w:before="0" w:after="140" w:line="276" w:lineRule="exact"/>
+      <w:spacing w:before="46" w:after="140" w:line="276" w:lineRule="exact"/>
     </w:pPr>
     <w:rPr>
       <w:sz w:val="24"/>
